--- a/resources/templates/26审理会议纪要.docx
+++ b/resources/templates/26审理会议纪要.docx
@@ -365,7 +365,7 @@
                 <w:szCs w:val="32"/>
                 <w:u w:val="none" w:color="auto"/>
               </w:rPr>
-              <w:t xml:space="preserve">  </w:t>
+              <w:t xml:space="preserve">{meetingDate}</w:t>
             </w:r>
           </w:p>
         </w:tc>
@@ -436,6 +436,16 @@
                 <w:lang w:val="en-US" w:eastAsia="zh-CN"/>
               </w:rPr>
             </w:pPr>
+            <w:r>
+              <w:rPr>
+                <w:rFonts w:hint="eastAsia" w:ascii="仿宋" w:hAnsi="仿宋" w:eastAsia="仿宋" w:cs="仿宋"/>
+                <w:b/>
+                <w:sz w:val="32"/>
+                <w:szCs w:val="32"/>
+                <w:u w:val="none" w:color="auto"/>
+              </w:rPr>
+              <w:t xml:space="preserve">{meetingLocation}</w:t>
+            </w:r>
           </w:p>
         </w:tc>
       </w:tr>
@@ -524,9 +534,6 @@
                 <w:lang w:eastAsia="zh-CN"/>
               </w:rPr>
             </w:pPr>
-            <w:r>
-              <w:t>{projectName}</w:t>
-            </w:r>
           </w:p>
         </w:tc>
         <w:tc>
@@ -604,6 +611,31 @@
             <w:noWrap w:val="0"/>
             <w:vAlign w:val="center"/>
           </w:tcPr>
+          <w:p>
+            <w:pPr>
+              <w:spacing w:line="360" w:lineRule="exact"/>
+              <w:ind w:left="0" w:leftChars="0" w:right="0" w:rightChars="0" w:firstLine="0" w:firstLineChars="0"/>
+              <w:rPr>
+                <w:rFonts w:hint="default" w:ascii="仿宋" w:hAnsi="仿宋" w:eastAsia="仿宋" w:cs="仿宋"/>
+                <w:b/>
+                <w:sz w:val="32"/>
+                <w:szCs w:val="32"/>
+                <w:u w:val="none" w:color="auto"/>
+                <w:lang w:val="en-US" w:eastAsia="zh-CN"/>
+              </w:rPr>
+            </w:pPr>
+            <w:r>
+              <w:rPr>
+                <w:rFonts w:hint="eastAsia" w:ascii="仿宋" w:hAnsi="仿宋" w:eastAsia="仿宋" w:cs="仿宋"/>
+                <w:b/>
+                <w:sz w:val="32"/>
+                <w:szCs w:val="32"/>
+                <w:u w:val="none" w:color="auto"/>
+                <w:lang w:val="en-US" w:eastAsia="zh-CN"/>
+              </w:rPr>
+              <w:t>{projectName}</w:t>
+            </w:r>
+          </w:p>
           <w:p>
             <w:pPr>
               <w:spacing w:line="360" w:lineRule="exact"/>
@@ -709,6 +741,16 @@
                 <w:lang w:val="en-US" w:eastAsia="zh-CN"/>
               </w:rPr>
             </w:pPr>
+            <w:r>
+              <w:rPr>
+                <w:rFonts w:hint="eastAsia" w:ascii="仿宋" w:hAnsi="仿宋" w:eastAsia="仿宋" w:cs="仿宋"/>
+                <w:b/>
+                <w:sz w:val="32"/>
+                <w:szCs w:val="32"/>
+                <w:u w:val="none" w:color="auto"/>
+              </w:rPr>
+              <w:t xml:space="preserve">{attendees}</w:t>
+            </w:r>
           </w:p>
         </w:tc>
       </w:tr>
@@ -917,6 +959,16 @@
                 <w:u w:val="none" w:color="auto"/>
               </w:rPr>
             </w:pPr>
+            <w:r>
+              <w:rPr>
+                <w:rFonts w:hint="eastAsia" w:ascii="仿宋" w:hAnsi="仿宋" w:eastAsia="仿宋" w:cs="仿宋"/>
+                <w:b/>
+                <w:sz w:val="32"/>
+                <w:szCs w:val="32"/>
+                <w:u w:val="none" w:color="auto"/>
+              </w:rPr>
+              <w:t xml:space="preserve">{recorderName}</w:t>
+            </w:r>
           </w:p>
         </w:tc>
         <w:tc>
@@ -1129,6 +1181,16 @@
           <w:lang w:val="en-US" w:eastAsia="zh-CN"/>
         </w:rPr>
       </w:pPr>
+      <w:r>
+        <w:rPr>
+          <w:rFonts w:hint="eastAsia" w:ascii="仿宋_GB2312" w:hAnsi="仿宋_GB2312" w:eastAsia="仿宋_GB2312" w:cs="仿宋_GB2312"/>
+          <w:color w:val="auto"/>
+          <w:sz w:val="32"/>
+          <w:szCs w:val="32"/>
+          <w:lang w:val="en-US" w:eastAsia="zh-CN"/>
+        </w:rPr>
+        <w:t xml:space="preserve">会议内容：{meetingContent}</w:t>
+      </w:r>
     </w:p>
     <w:p>
       <w:pPr>
@@ -1155,6 +1217,16 @@
           <w:lang w:val="en-US" w:eastAsia="zh-CN"/>
         </w:rPr>
       </w:pPr>
+      <w:r>
+        <w:rPr>
+          <w:rFonts w:hint="eastAsia" w:ascii="仿宋_GB2312" w:hAnsi="仿宋_GB2312" w:eastAsia="仿宋_GB2312" w:cs="仿宋_GB2312"/>
+          <w:color w:val="auto"/>
+          <w:sz w:val="32"/>
+          <w:szCs w:val="32"/>
+          <w:lang w:val="en-US" w:eastAsia="zh-CN"/>
+        </w:rPr>
+        <w:t xml:space="preserve">会议结论：{meetingConclusion}</w:t>
+      </w:r>
     </w:p>
     <w:p>
       <w:pPr>
